--- a/HIMS-Development Log.docx
+++ b/HIMS-Development Log.docx
@@ -839,7 +839,7 @@
           <w:sz w:val="20"/>
           <w:szCs w:val="20"/>
         </w:rPr>
-        <w:t xml:space="preserve">- Checks for empty fields and basic email format before submission</w:t>
+        <w:t xml:space="preserve">- Checks for empty fields and email format using regex before submission</w:t>
       </w:r>
     </w:p>
     <w:p>
@@ -972,20 +972,6 @@
           <w:szCs w:val="22"/>
         </w:rPr>
         <w:t xml:space="preserve">* Replaced forEach with for loops throughout to align with course syllabus</w:t>
-      </w:r>
-    </w:p>
-    <w:p>
-      <w:pPr>
-        <w:spacing w:after="60"/>
-        <w:ind w:left="360"/>
-      </w:pPr>
-      <w:r>
-        <w:rPr>
-          <w:rFonts w:ascii="Arial" w:cs="Arial" w:eastAsia="Arial" w:hAnsi="Arial"/>
-          <w:sz w:val="22"/>
-          <w:szCs w:val="22"/>
-        </w:rPr>
-        <w:t xml:space="preserve">* Removed Intersection Observer API and programmatic navigation as outside syllabus scope</w:t>
       </w:r>
     </w:p>
     <w:p>
@@ -1950,6 +1936,219 @@
           <w:szCs w:val="22"/>
         </w:rPr>
         <w:t xml:space="preserve">* Overview stats update dynamically whenever patients, doctors, or invoices change</w:t>
+      </w:r>
+    </w:p>
+    <w:p>
+      <w:pPr>
+        <w:pBdr>
+          <w:bottom w:val="single" w:color="e0e0e0" w:sz="6"/>
+        </w:pBdr>
+        <w:spacing w:before="200" w:after="200"/>
+      </w:pPr>
+      <w:r>
+        <w:t xml:space="preserve"/>
+      </w:r>
+    </w:p>
+    <w:p>
+      <w:pPr>
+        <w:shd w:fill="1a1e2e" w:val="clear"/>
+        <w:spacing w:before="360" w:after="120"/>
+      </w:pPr>
+      <w:r>
+        <w:rPr>
+          <w:rFonts w:ascii="Arial" w:cs="Arial" w:eastAsia="Arial" w:hAnsi="Arial"/>
+          <w:b/>
+          <w:bCs/>
+          <w:color w:val="FFFFFF"/>
+          <w:sz w:val="26"/>
+          <w:szCs w:val="26"/>
+        </w:rPr>
+        <w:t xml:space="preserve">  Version 1.7.0 : UI and Theme Changes</w:t>
+      </w:r>
+    </w:p>
+    <w:p>
+      <w:pPr>
+        <w:spacing w:after="60"/>
+      </w:pPr>
+      <w:r>
+        <w:rPr>
+          <w:rFonts w:ascii="Arial" w:cs="Arial" w:eastAsia="Arial" w:hAnsi="Arial"/>
+          <w:b/>
+          <w:bCs/>
+          <w:sz w:val="22"/>
+          <w:szCs w:val="22"/>
+        </w:rPr>
+        <w:t xml:space="preserve">Date Completed: </w:t>
+      </w:r>
+      <w:r>
+        <w:rPr>
+          <w:rFonts w:ascii="Arial" w:cs="Arial" w:eastAsia="Arial" w:hAnsi="Arial"/>
+          <w:sz w:val="22"/>
+          <w:szCs w:val="22"/>
+        </w:rPr>
+        <w:t xml:space="preserve">2026-04-05</w:t>
+      </w:r>
+    </w:p>
+    <w:p>
+      <w:pPr>
+        <w:spacing w:before="160" w:after="80"/>
+      </w:pPr>
+      <w:r>
+        <w:rPr>
+          <w:rFonts w:ascii="Arial" w:cs="Arial" w:eastAsia="Arial" w:hAnsi="Arial"/>
+          <w:b/>
+          <w:bCs/>
+          <w:color w:val="0066cc"/>
+          <w:sz w:val="22"/>
+          <w:szCs w:val="22"/>
+        </w:rPr>
+        <w:t xml:space="preserve">Summary</w:t>
+      </w:r>
+    </w:p>
+    <w:p>
+      <w:pPr>
+        <w:spacing w:after="60"/>
+        <w:ind w:left="360"/>
+      </w:pPr>
+      <w:r>
+        <w:rPr>
+          <w:rFonts w:ascii="Arial" w:cs="Arial" w:eastAsia="Arial" w:hAnsi="Arial"/>
+          <w:sz w:val="22"/>
+          <w:szCs w:val="22"/>
+        </w:rPr>
+        <w:t xml:space="preserve">* Applied UI and visual theme improvements to the Doctor and Admin modules</w:t>
+      </w:r>
+    </w:p>
+    <w:p>
+      <w:pPr>
+        <w:spacing w:after="60"/>
+        <w:ind w:left="360"/>
+      </w:pPr>
+      <w:r>
+        <w:rPr>
+          <w:rFonts w:ascii="Arial" w:cs="Arial" w:eastAsia="Arial" w:hAnsi="Arial"/>
+          <w:sz w:val="22"/>
+          <w:szCs w:val="22"/>
+        </w:rPr>
+        <w:t xml:space="preserve">* Doctor module (doctor.html, doctor.css):</w:t>
+      </w:r>
+    </w:p>
+    <w:p>
+      <w:pPr>
+        <w:spacing w:after="40"/>
+        <w:ind w:left="720"/>
+      </w:pPr>
+      <w:r>
+        <w:rPr>
+          <w:rFonts w:ascii="Arial" w:cs="Arial" w:eastAsia="Arial" w:hAnsi="Arial"/>
+          <w:color w:val="444444"/>
+          <w:sz w:val="20"/>
+          <w:szCs w:val="20"/>
+        </w:rPr>
+        <w:t xml:space="preserve">- Updated colour scheme and visual hierarchy for improved readability</w:t>
+      </w:r>
+    </w:p>
+    <w:p>
+      <w:pPr>
+        <w:spacing w:after="40"/>
+        <w:ind w:left="720"/>
+      </w:pPr>
+      <w:r>
+        <w:rPr>
+          <w:rFonts w:ascii="Arial" w:cs="Arial" w:eastAsia="Arial" w:hAnsi="Arial"/>
+          <w:color w:val="444444"/>
+          <w:sz w:val="20"/>
+          <w:szCs w:val="20"/>
+        </w:rPr>
+        <w:t xml:space="preserve">- Refined tab bar styling and active state indicators</w:t>
+      </w:r>
+    </w:p>
+    <w:p>
+      <w:pPr>
+        <w:spacing w:after="40"/>
+        <w:ind w:left="720"/>
+      </w:pPr>
+      <w:r>
+        <w:rPr>
+          <w:rFonts w:ascii="Arial" w:cs="Arial" w:eastAsia="Arial" w:hAnsi="Arial"/>
+          <w:color w:val="444444"/>
+          <w:sz w:val="20"/>
+          <w:szCs w:val="20"/>
+        </w:rPr>
+        <w:t xml:space="preserve">- Improved spacing and layout consistency across all tabs</w:t>
+      </w:r>
+    </w:p>
+    <w:p>
+      <w:pPr>
+        <w:spacing w:after="60"/>
+        <w:ind w:left="360"/>
+      </w:pPr>
+      <w:r>
+        <w:rPr>
+          <w:rFonts w:ascii="Arial" w:cs="Arial" w:eastAsia="Arial" w:hAnsi="Arial"/>
+          <w:sz w:val="22"/>
+          <w:szCs w:val="22"/>
+        </w:rPr>
+        <w:t xml:space="preserve">* Admin module (admin.html, admin.css):</w:t>
+      </w:r>
+    </w:p>
+    <w:p>
+      <w:pPr>
+        <w:spacing w:after="40"/>
+        <w:ind w:left="720"/>
+      </w:pPr>
+      <w:r>
+        <w:rPr>
+          <w:rFonts w:ascii="Arial" w:cs="Arial" w:eastAsia="Arial" w:hAnsi="Arial"/>
+          <w:color w:val="444444"/>
+          <w:sz w:val="20"/>
+          <w:szCs w:val="20"/>
+        </w:rPr>
+        <w:t xml:space="preserve">- Updated colour scheme to match the overall application theme</w:t>
+      </w:r>
+    </w:p>
+    <w:p>
+      <w:pPr>
+        <w:spacing w:after="40"/>
+        <w:ind w:left="720"/>
+      </w:pPr>
+      <w:r>
+        <w:rPr>
+          <w:rFonts w:ascii="Arial" w:cs="Arial" w:eastAsia="Arial" w:hAnsi="Arial"/>
+          <w:color w:val="444444"/>
+          <w:sz w:val="20"/>
+          <w:szCs w:val="20"/>
+        </w:rPr>
+        <w:t xml:space="preserve">- Refined table and form styling for a cleaner, more professional appearance</w:t>
+      </w:r>
+    </w:p>
+    <w:p>
+      <w:pPr>
+        <w:spacing w:after="40"/>
+        <w:ind w:left="720"/>
+      </w:pPr>
+      <w:r>
+        <w:rPr>
+          <w:rFonts w:ascii="Arial" w:cs="Arial" w:eastAsia="Arial" w:hAnsi="Arial"/>
+          <w:color w:val="444444"/>
+          <w:sz w:val="20"/>
+          <w:szCs w:val="20"/>
+        </w:rPr>
+        <w:t xml:space="preserve">- Improved button and status indicator styling</w:t>
+      </w:r>
+    </w:p>
+    <w:p>
+      <w:pPr>
+        <w:spacing w:after="60"/>
+        <w:ind w:left="360"/>
+      </w:pPr>
+      <w:r>
+        <w:rPr>
+          <w:rFonts w:ascii="Arial" w:cs="Arial" w:eastAsia="Arial" w:hAnsi="Arial"/>
+          <w:sz w:val="22"/>
+          <w:szCs w:val="22"/>
+        </w:rPr>
+        <w:t xml:space="preserve">* No functional changes made in this version - all updates are visual only</w:t>
       </w:r>
     </w:p>
     <w:p>
